--- a/Алгоритмизация ЛАБЫ/Отчет(ДКР) ЛАБА 2/Отчет(ДКР) ЛАБА 2.docx
+++ b/Алгоритмизация ЛАБЫ/Отчет(ДКР) ЛАБА 2/Отчет(ДКР) ЛАБА 2.docx
@@ -1096,7 +1096,25 @@
           <w:sz w:val="28"/>
           <w:szCs w:val="28"/>
         </w:rPr>
-        <w:t xml:space="preserve">с минимально возможным значение (для корректного сравнения) и переменные </w:t>
+        <w:t>с минимально возможным значение</w:t>
+      </w:r>
+      <w:r>
+        <w:rPr>
+          <w:rFonts w:ascii="Times New Roman" w:hAnsi="Times New Roman" w:cs="Times New Roman"/>
+          <w:color w:val="000000" w:themeColor="text1"/>
+          <w:sz w:val="28"/>
+          <w:szCs w:val="28"/>
+        </w:rPr>
+        <w:t>м</w:t>
+      </w:r>
+      <w:r>
+        <w:rPr>
+          <w:rFonts w:ascii="Times New Roman" w:hAnsi="Times New Roman" w:cs="Times New Roman"/>
+          <w:color w:val="000000" w:themeColor="text1"/>
+          <w:sz w:val="28"/>
+          <w:szCs w:val="28"/>
+        </w:rPr>
+        <w:t xml:space="preserve"> (для корректного сравнения) и переменные </w:t>
       </w:r>
       <w:r>
         <w:rPr>
@@ -1283,7 +1301,43 @@
           <w:sz w:val="28"/>
           <w:szCs w:val="28"/>
         </w:rPr>
-        <w:t xml:space="preserve"> нас на входе тоже самое, что и в задача №2, но теперь реализация вычисления кол-ва вхождений происходит через итерации. Мы добавляем в стек цикл </w:t>
+        <w:t xml:space="preserve"> нас на входе тоже самое, что и в задач</w:t>
+      </w:r>
+      <w:r>
+        <w:rPr>
+          <w:rFonts w:ascii="Times New Roman" w:hAnsi="Times New Roman" w:cs="Times New Roman"/>
+          <w:color w:val="000000" w:themeColor="text1"/>
+          <w:sz w:val="28"/>
+          <w:szCs w:val="28"/>
+        </w:rPr>
+        <w:t>е</w:t>
+      </w:r>
+      <w:r>
+        <w:rPr>
+          <w:rFonts w:ascii="Times New Roman" w:hAnsi="Times New Roman" w:cs="Times New Roman"/>
+          <w:color w:val="000000" w:themeColor="text1"/>
+          <w:sz w:val="28"/>
+          <w:szCs w:val="28"/>
+        </w:rPr>
+        <w:t xml:space="preserve"> №2, но теперь реализация вычисления кол-ва вхождений происходит через итерации. Мы </w:t>
+      </w:r>
+      <w:r>
+        <w:rPr>
+          <w:rFonts w:ascii="Times New Roman" w:hAnsi="Times New Roman" w:cs="Times New Roman"/>
+          <w:color w:val="000000" w:themeColor="text1"/>
+          <w:sz w:val="28"/>
+          <w:szCs w:val="28"/>
+        </w:rPr>
+        <w:t>организуем</w:t>
+      </w:r>
+      <w:r>
+        <w:rPr>
+          <w:rFonts w:ascii="Times New Roman" w:hAnsi="Times New Roman" w:cs="Times New Roman"/>
+          <w:color w:val="000000" w:themeColor="text1"/>
+          <w:sz w:val="28"/>
+          <w:szCs w:val="28"/>
+        </w:rPr>
+        <w:t xml:space="preserve"> цикл </w:t>
       </w:r>
       <w:r>
         <w:rPr>
@@ -1482,19 +1536,6 @@
         </w:rPr>
         <w:t>Задание №1</w:t>
       </w:r>
-    </w:p>
-    <w:p>
-      <w:pPr>
-        <w:spacing w:after="160" w:line="259" w:lineRule="auto"/>
-        <w:rPr>
-          <w:rFonts w:ascii="Times New Roman" w:hAnsi="Times New Roman" w:cs="Times New Roman"/>
-          <w:b/>
-          <w:bCs/>
-          <w:color w:val="000000" w:themeColor="text1"/>
-          <w:sz w:val="28"/>
-          <w:szCs w:val="28"/>
-        </w:rPr>
-      </w:pPr>
     </w:p>
     <w:p>
       <w:pPr>
@@ -1889,16 +1930,37 @@
     <w:p>
       <w:pPr>
         <w:spacing w:after="160" w:line="259" w:lineRule="auto"/>
-        <w:jc w:val="center"/>
-        <w:rPr>
-          <w:rFonts w:ascii="Times New Roman" w:hAnsi="Times New Roman" w:cs="Times New Roman"/>
-          <w:b/>
-          <w:bCs/>
-          <w:color w:val="000000" w:themeColor="text1"/>
-          <w:sz w:val="28"/>
-          <w:szCs w:val="28"/>
-        </w:rPr>
-      </w:pPr>
+        <w:rPr>
+          <w:rFonts w:ascii="Times New Roman" w:hAnsi="Times New Roman" w:cs="Times New Roman"/>
+          <w:b/>
+          <w:bCs/>
+          <w:color w:val="000000" w:themeColor="text1"/>
+          <w:sz w:val="28"/>
+          <w:szCs w:val="28"/>
+        </w:rPr>
+      </w:pPr>
+      <w:r>
+        <w:rPr>
+          <w:rFonts w:ascii="Times New Roman" w:hAnsi="Times New Roman" w:cs="Times New Roman"/>
+          <w:b/>
+          <w:bCs/>
+          <w:color w:val="000000" w:themeColor="text1"/>
+          <w:sz w:val="28"/>
+          <w:szCs w:val="28"/>
+        </w:rPr>
+        <w:t>Задние</w:t>
+      </w:r>
+      <w:r>
+        <w:rPr>
+          <w:rFonts w:ascii="Times New Roman" w:hAnsi="Times New Roman" w:cs="Times New Roman"/>
+          <w:b/>
+          <w:bCs/>
+          <w:color w:val="000000" w:themeColor="text1"/>
+          <w:sz w:val="28"/>
+          <w:szCs w:val="28"/>
+        </w:rPr>
+        <w:t xml:space="preserve"> №2</w:t>
+      </w:r>
     </w:p>
     <w:p>
       <w:pPr>
@@ -1913,6 +1975,63 @@
           <w:szCs w:val="28"/>
         </w:rPr>
       </w:pPr>
+      <w:r>
+        <w:rPr>
+          <w:b/>
+          <w:bCs/>
+          <w:noProof/>
+          <w:color w:val="000000" w:themeColor="text1"/>
+          <w:sz w:val="28"/>
+          <w:szCs w:val="28"/>
+        </w:rPr>
+        <w:drawing>
+          <wp:inline distT="0" distB="0" distL="0" distR="0" wp14:anchorId="41B4C497" wp14:editId="61801AF2">
+            <wp:extent cx="5480741" cy="5314950"/>
+            <wp:effectExtent l="0" t="0" r="5715" b="0"/>
+            <wp:docPr id="88362906" name="Рисунок 3"/>
+            <wp:cNvGraphicFramePr>
+              <a:graphicFrameLocks xmlns:a="http://schemas.openxmlformats.org/drawingml/2006/main" noChangeAspect="1"/>
+            </wp:cNvGraphicFramePr>
+            <a:graphic xmlns:a="http://schemas.openxmlformats.org/drawingml/2006/main">
+              <a:graphicData uri="http://schemas.openxmlformats.org/drawingml/2006/picture">
+                <pic:pic xmlns:pic="http://schemas.openxmlformats.org/drawingml/2006/picture">
+                  <pic:nvPicPr>
+                    <pic:cNvPr id="88362906" name="Рисунок 3"/>
+                    <pic:cNvPicPr>
+                      <a:picLocks noChangeAspect="1" noChangeArrowheads="1"/>
+                    </pic:cNvPicPr>
+                  </pic:nvPicPr>
+                  <pic:blipFill>
+                    <a:blip r:embed="rId17">
+                      <a:extLst>
+                        <a:ext uri="{28A0092B-C50C-407E-A947-70E740481C1C}">
+                          <a14:useLocalDpi xmlns:a14="http://schemas.microsoft.com/office/drawing/2010/main" val="0"/>
+                        </a:ext>
+                      </a:extLst>
+                    </a:blip>
+                    <a:stretch>
+                      <a:fillRect/>
+                    </a:stretch>
+                  </pic:blipFill>
+                  <pic:spPr bwMode="auto">
+                    <a:xfrm>
+                      <a:off x="0" y="0"/>
+                      <a:ext cx="5504933" cy="5338410"/>
+                    </a:xfrm>
+                    <a:prstGeom prst="rect">
+                      <a:avLst/>
+                    </a:prstGeom>
+                    <a:noFill/>
+                    <a:ln>
+                      <a:noFill/>
+                    </a:ln>
+                  </pic:spPr>
+                </pic:pic>
+              </a:graphicData>
+            </a:graphic>
+          </wp:inline>
+        </w:drawing>
+      </w:r>
       <w:r>
         <w:rPr>
           <w:b/>
@@ -1925,57 +2044,7 @@
         <mc:AlternateContent>
           <mc:Choice Requires="wpi">
             <w:drawing>
-              <wp:anchor distT="0" distB="0" distL="114300" distR="114300" simplePos="0" relativeHeight="251700224" behindDoc="0" locked="0" layoutInCell="1" allowOverlap="1" wp14:anchorId="3F51E395" wp14:editId="0D97F4B5">
-                <wp:simplePos x="0" y="0"/>
-                <wp:positionH relativeFrom="column">
-                  <wp:posOffset>127000</wp:posOffset>
-                </wp:positionH>
-                <wp:positionV relativeFrom="paragraph">
-                  <wp:posOffset>8970645</wp:posOffset>
-                </wp:positionV>
-                <wp:extent cx="191160" cy="196925"/>
-                <wp:effectExtent l="38100" t="38100" r="37465" b="31750"/>
-                <wp:wrapNone/>
-                <wp:docPr id="1813510776" name="Рукописный ввод 39"/>
-                <wp:cNvGraphicFramePr/>
-                <a:graphic xmlns:a="http://schemas.openxmlformats.org/drawingml/2006/main">
-                  <a:graphicData uri="http://schemas.microsoft.com/office/word/2010/wordprocessingInk">
-                    <w14:contentPart bwMode="auto" r:id="rId17">
-                      <w14:nvContentPartPr>
-                        <w14:cNvContentPartPr/>
-                      </w14:nvContentPartPr>
-                      <w14:xfrm>
-                        <a:off x="0" y="0"/>
-                        <a:ext cx="191160" cy="196925"/>
-                      </w14:xfrm>
-                    </w14:contentPart>
-                  </a:graphicData>
-                </a:graphic>
-              </wp:anchor>
-            </w:drawing>
-          </mc:Choice>
-          <mc:Fallback>
-            <w:pict>
-              <v:shape w14:anchorId="48D0FAC5" id="Рукописный ввод 39" o:spid="_x0000_s1026" type="#_x0000_t75" style="position:absolute;margin-left:9.65pt;margin-top:706pt;width:15.75pt;height:16.2pt;z-index:251700224;visibility:visible;mso-wrap-style:square;mso-wrap-distance-left:9pt;mso-wrap-distance-top:0;mso-wrap-distance-right:9pt;mso-wrap-distance-bottom:0;mso-position-horizontal:absolute;mso-position-horizontal-relative:text;mso-position-vertical:absolute;mso-position-vertical-relative:text" o:gfxdata="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">
-                <v:imagedata r:id="rId26" o:title=""/>
-              </v:shape>
-            </w:pict>
-          </mc:Fallback>
-        </mc:AlternateContent>
-      </w:r>
-      <w:r>
-        <w:rPr>
-          <w:b/>
-          <w:bCs/>
-          <w:noProof/>
-          <w:color w:val="000000" w:themeColor="text1"/>
-          <w:sz w:val="28"/>
-          <w:szCs w:val="28"/>
-        </w:rPr>
-        <mc:AlternateContent>
-          <mc:Choice Requires="wpi">
-            <w:drawing>
-              <wp:anchor distT="0" distB="0" distL="114300" distR="114300" simplePos="0" relativeHeight="251697152" behindDoc="0" locked="0" layoutInCell="1" allowOverlap="1" wp14:anchorId="71A174DE" wp14:editId="5E805E17">
+              <wp:anchor distT="0" distB="0" distL="114300" distR="114300" simplePos="0" relativeHeight="251697152" behindDoc="0" locked="0" layoutInCell="1" allowOverlap="1" wp14:anchorId="71A174DE" wp14:editId="5CDCD0AD">
                 <wp:simplePos x="0" y="0"/>
                 <wp:positionH relativeFrom="column">
                   <wp:posOffset>121285</wp:posOffset>
@@ -1990,7 +2059,7 @@
                 <wp:cNvGraphicFramePr/>
                 <a:graphic xmlns:a="http://schemas.openxmlformats.org/drawingml/2006/main">
                   <a:graphicData uri="http://schemas.microsoft.com/office/word/2010/wordprocessingInk">
-                    <w14:contentPart bwMode="auto" r:id="rId27">
+                    <w14:contentPart bwMode="auto" r:id="rId18">
                       <w14:nvContentPartPr>
                         <w14:cNvContentPartPr/>
                       </w14:nvContentPartPr>
@@ -2006,156 +2075,31 @@
           </mc:Choice>
           <mc:Fallback>
             <w:pict>
-              <v:shape w14:anchorId="39979E40" id="Рукописный ввод 36" o:spid="_x0000_s1026" type="#_x0000_t75" style="position:absolute;margin-left:9.2pt;margin-top:715.2pt;width:20.1pt;height:.75pt;z-index:251697152;visibility:visible;mso-wrap-style:square;mso-wrap-distance-left:9pt;mso-wrap-distance-top:0;mso-wrap-distance-right:9pt;mso-wrap-distance-bottom:0;mso-position-horizontal:absolute;mso-position-horizontal-relative:text;mso-position-vertical:absolute;mso-position-vertical-relative:text" o:gfxdata="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">
-                <v:imagedata r:id="rId28" o:title=""/>
+              <v:shapetype w14:anchorId="5B6BC2D1" id="_x0000_t75" coordsize="21600,21600" o:spt="75" o:preferrelative="t" path="m@4@5l@4@11@9@11@9@5xe" filled="f" stroked="f">
+                <v:stroke joinstyle="miter"/>
+                <v:formulas>
+                  <v:f eqn="if lineDrawn pixelLineWidth 0"/>
+                  <v:f eqn="sum @0 1 0"/>
+                  <v:f eqn="sum 0 0 @1"/>
+                  <v:f eqn="prod @2 1 2"/>
+                  <v:f eqn="prod @3 21600 pixelWidth"/>
+                  <v:f eqn="prod @3 21600 pixelHeight"/>
+                  <v:f eqn="sum @0 0 1"/>
+                  <v:f eqn="prod @6 1 2"/>
+                  <v:f eqn="prod @7 21600 pixelWidth"/>
+                  <v:f eqn="sum @8 21600 0"/>
+                  <v:f eqn="prod @7 21600 pixelHeight"/>
+                  <v:f eqn="sum @10 21600 0"/>
+                </v:formulas>
+                <v:path o:extrusionok="f" gradientshapeok="t" o:connecttype="rect"/>
+                <o:lock v:ext="edit" aspectratio="t"/>
+              </v:shapetype>
+              <v:shape id="Рукописный ввод 36" o:spid="_x0000_s1026" type="#_x0000_t75" style="position:absolute;margin-left:9.2pt;margin-top:715.2pt;width:20.1pt;height:.75pt;z-index:251697152;visibility:visible;mso-wrap-style:square;mso-wrap-distance-left:9pt;mso-wrap-distance-top:0;mso-wrap-distance-right:9pt;mso-wrap-distance-bottom:0;mso-position-horizontal:absolute;mso-position-horizontal-relative:text;mso-position-vertical:absolute;mso-position-vertical-relative:text" o:gfxdata="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">
+                <v:imagedata r:id="rId19" o:title=""/>
               </v:shape>
             </w:pict>
           </mc:Fallback>
         </mc:AlternateContent>
-      </w:r>
-      <w:r>
-        <w:rPr>
-          <w:b/>
-          <w:bCs/>
-          <w:noProof/>
-          <w:color w:val="000000" w:themeColor="text1"/>
-          <w:sz w:val="28"/>
-          <w:szCs w:val="28"/>
-        </w:rPr>
-        <mc:AlternateContent>
-          <mc:Choice Requires="wpi">
-            <w:drawing>
-              <wp:anchor distT="0" distB="0" distL="114300" distR="114300" simplePos="0" relativeHeight="251693056" behindDoc="0" locked="0" layoutInCell="1" allowOverlap="1" wp14:anchorId="327A7618" wp14:editId="3EF91FB8">
-                <wp:simplePos x="0" y="0"/>
-                <wp:positionH relativeFrom="column">
-                  <wp:posOffset>361315</wp:posOffset>
-                </wp:positionH>
-                <wp:positionV relativeFrom="paragraph">
-                  <wp:posOffset>9173210</wp:posOffset>
-                </wp:positionV>
-                <wp:extent cx="5715" cy="76200"/>
-                <wp:effectExtent l="114300" t="114300" r="89535" b="114300"/>
-                <wp:wrapNone/>
-                <wp:docPr id="1859742655" name="Рукописный ввод 32"/>
-                <wp:cNvGraphicFramePr/>
-                <a:graphic xmlns:a="http://schemas.openxmlformats.org/drawingml/2006/main">
-                  <a:graphicData uri="http://schemas.microsoft.com/office/word/2010/wordprocessingInk">
-                    <w14:contentPart bwMode="auto" r:id="rId29">
-                      <w14:nvContentPartPr>
-                        <w14:cNvContentPartPr/>
-                      </w14:nvContentPartPr>
-                      <w14:xfrm>
-                        <a:off x="0" y="0"/>
-                        <a:ext cx="5715" cy="76200"/>
-                      </w14:xfrm>
-                    </w14:contentPart>
-                  </a:graphicData>
-                </a:graphic>
-              </wp:anchor>
-            </w:drawing>
-          </mc:Choice>
-          <mc:Fallback>
-            <w:pict>
-              <v:shape w14:anchorId="160866B3" id="Рукописный ввод 32" o:spid="_x0000_s1026" type="#_x0000_t75" style="position:absolute;margin-left:23.85pt;margin-top:717.4pt;width:9.7pt;height:15.85pt;z-index:251693056;visibility:visible;mso-wrap-style:square;mso-wrap-distance-left:9pt;mso-wrap-distance-top:0;mso-wrap-distance-right:9pt;mso-wrap-distance-bottom:0;mso-position-horizontal:absolute;mso-position-horizontal-relative:text;mso-position-vertical:absolute;mso-position-vertical-relative:text" o:gfxdata="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">
-                <v:imagedata r:id="rId30" o:title=""/>
-              </v:shape>
-            </w:pict>
-          </mc:Fallback>
-        </mc:AlternateContent>
-      </w:r>
-      <w:r>
-        <w:rPr>
-          <w:b/>
-          <w:bCs/>
-          <w:noProof/>
-          <w:color w:val="000000" w:themeColor="text1"/>
-          <w:sz w:val="28"/>
-          <w:szCs w:val="28"/>
-        </w:rPr>
-        <w:drawing>
-          <wp:anchor distT="0" distB="0" distL="114300" distR="114300" simplePos="0" relativeHeight="251659264" behindDoc="1" locked="0" layoutInCell="1" allowOverlap="1" wp14:anchorId="41B4C497" wp14:editId="11C2944B">
-            <wp:simplePos x="0" y="0"/>
-            <wp:positionH relativeFrom="page">
-              <wp:posOffset>-11875</wp:posOffset>
-            </wp:positionH>
-            <wp:positionV relativeFrom="paragraph">
-              <wp:posOffset>495506</wp:posOffset>
-            </wp:positionV>
-            <wp:extent cx="7574791" cy="9535198"/>
-            <wp:effectExtent l="0" t="0" r="7620" b="8890"/>
-            <wp:wrapNone/>
-            <wp:docPr id="88362906" name="Рисунок 3"/>
-            <wp:cNvGraphicFramePr>
-              <a:graphicFrameLocks xmlns:a="http://schemas.openxmlformats.org/drawingml/2006/main" noChangeAspect="1"/>
-            </wp:cNvGraphicFramePr>
-            <a:graphic xmlns:a="http://schemas.openxmlformats.org/drawingml/2006/main">
-              <a:graphicData uri="http://schemas.openxmlformats.org/drawingml/2006/picture">
-                <pic:pic xmlns:pic="http://schemas.openxmlformats.org/drawingml/2006/picture">
-                  <pic:nvPicPr>
-                    <pic:cNvPr id="0" name="Picture 7"/>
-                    <pic:cNvPicPr>
-                      <a:picLocks noChangeAspect="1" noChangeArrowheads="1"/>
-                    </pic:cNvPicPr>
-                  </pic:nvPicPr>
-                  <pic:blipFill>
-                    <a:blip r:embed="rId31">
-                      <a:extLst>
-                        <a:ext uri="{28A0092B-C50C-407E-A947-70E740481C1C}">
-                          <a14:useLocalDpi xmlns:a14="http://schemas.microsoft.com/office/drawing/2010/main" val="0"/>
-                        </a:ext>
-                      </a:extLst>
-                    </a:blip>
-                    <a:srcRect/>
-                    <a:stretch>
-                      <a:fillRect/>
-                    </a:stretch>
-                  </pic:blipFill>
-                  <pic:spPr bwMode="auto">
-                    <a:xfrm>
-                      <a:off x="0" y="0"/>
-                      <a:ext cx="7578514" cy="9539885"/>
-                    </a:xfrm>
-                    <a:prstGeom prst="rect">
-                      <a:avLst/>
-                    </a:prstGeom>
-                    <a:noFill/>
-                    <a:ln>
-                      <a:noFill/>
-                    </a:ln>
-                  </pic:spPr>
-                </pic:pic>
-              </a:graphicData>
-            </a:graphic>
-            <wp14:sizeRelH relativeFrom="page">
-              <wp14:pctWidth>0</wp14:pctWidth>
-            </wp14:sizeRelH>
-            <wp14:sizeRelV relativeFrom="page">
-              <wp14:pctHeight>0</wp14:pctHeight>
-            </wp14:sizeRelV>
-          </wp:anchor>
-        </w:drawing>
-      </w:r>
-      <w:r>
-        <w:rPr>
-          <w:rFonts w:ascii="Times New Roman" w:hAnsi="Times New Roman" w:cs="Times New Roman"/>
-          <w:b/>
-          <w:bCs/>
-          <w:color w:val="000000" w:themeColor="text1"/>
-          <w:sz w:val="28"/>
-          <w:szCs w:val="28"/>
-        </w:rPr>
-        <w:t>Задние</w:t>
-      </w:r>
-      <w:r>
-        <w:rPr>
-          <w:rFonts w:ascii="Times New Roman" w:hAnsi="Times New Roman" w:cs="Times New Roman"/>
-          <w:b/>
-          <w:bCs/>
-          <w:color w:val="000000" w:themeColor="text1"/>
-          <w:sz w:val="28"/>
-          <w:szCs w:val="28"/>
-        </w:rPr>
-        <w:t xml:space="preserve"> №2</w:t>
       </w:r>
       <w:r>
         <w:rPr>
@@ -2219,7 +2163,7 @@
                     </pic:cNvPicPr>
                   </pic:nvPicPr>
                   <pic:blipFill>
-                    <a:blip r:embed="rId32">
+                    <a:blip r:embed="rId20">
                       <a:extLst>
                         <a:ext uri="{28A0092B-C50C-407E-A947-70E740481C1C}">
                           <a14:useLocalDpi xmlns:a14="http://schemas.microsoft.com/office/drawing/2010/main" val="0"/>
@@ -2339,7 +2283,7 @@
                     </pic:cNvPicPr>
                   </pic:nvPicPr>
                   <pic:blipFill>
-                    <a:blip r:embed="rId33">
+                    <a:blip r:embed="rId21">
                       <a:extLst>
                         <a:ext uri="{28A0092B-C50C-407E-A947-70E740481C1C}">
                           <a14:useLocalDpi xmlns:a14="http://schemas.microsoft.com/office/drawing/2010/main" val="0"/>
@@ -2485,7 +2429,7 @@
                     <pic:cNvPicPr/>
                   </pic:nvPicPr>
                   <pic:blipFill>
-                    <a:blip r:embed="rId34">
+                    <a:blip r:embed="rId22">
                       <a:extLst>
                         <a:ext uri="{28A0092B-C50C-407E-A947-70E740481C1C}">
                           <a14:useLocalDpi xmlns:a14="http://schemas.microsoft.com/office/drawing/2010/main" val="0"/>
@@ -2542,8 +2486,9 @@
           <w:u w:val="single"/>
         </w:rPr>
         <w:lastRenderedPageBreak/>
-        <w:t>д программы</w:t>
-      </w:r>
+        <w:t xml:space="preserve">д </w:t>
+      </w:r>
+      <w:proofErr w:type="spellStart"/>
       <w:r>
         <w:rPr>
           <w:rFonts w:ascii="Times New Roman" w:hAnsi="Times New Roman" w:cs="Times New Roman"/>
@@ -2554,21 +2499,7 @@
           <w:szCs w:val="28"/>
           <w:u w:val="single"/>
         </w:rPr>
-        <w:t xml:space="preserve"> (</w:t>
-      </w:r>
-      <w:proofErr w:type="spellStart"/>
-      <w:r>
-        <w:rPr>
-          <w:rFonts w:ascii="Times New Roman" w:hAnsi="Times New Roman" w:cs="Times New Roman"/>
-          <w:b/>
-          <w:bCs/>
-          <w:color w:val="FFFFFF" w:themeColor="background1"/>
-          <w:sz w:val="28"/>
-          <w:szCs w:val="28"/>
-          <w:u w:val="single"/>
-          <w:lang w:val="en-US"/>
-        </w:rPr>
-        <w:t>Pyt</w:t>
+        <w:t>прогр</w:t>
       </w:r>
       <w:proofErr w:type="spellEnd"/>
     </w:p>
@@ -4024,35 +3955,6 @@
         <inkml:traceFormat>
           <inkml:channel name="X" type="integer" min="-2.14748E9" max="2.14748E9" units="cm"/>
           <inkml:channel name="Y" type="integer" min="-2.14748E9" max="2.14748E9" units="cm"/>
-          <inkml:channel name="F" type="integer" max="32767" units="dev"/>
-        </inkml:traceFormat>
-        <inkml:channelProperties>
-          <inkml:channelProperty channel="X" name="resolution" value="1000" units="1/cm"/>
-          <inkml:channelProperty channel="Y" name="resolution" value="1000" units="1/cm"/>
-          <inkml:channelProperty channel="F" name="resolution" value="0" units="1/dev"/>
-        </inkml:channelProperties>
-      </inkml:inkSource>
-      <inkml:timestamp xml:id="ts0" timeString="2025-10-21T13:29:57.419"/>
-    </inkml:context>
-    <inkml:brush xml:id="br0">
-      <inkml:brushProperty name="width" value="0.025" units="cm"/>
-      <inkml:brushProperty name="height" value="0.025" units="cm"/>
-      <inkml:brushProperty name="color" value="#FFFFFF"/>
-    </inkml:brush>
-  </inkml:definitions>
-  <inkml:trace contextRef="#ctx0" brushRef="#br0">32 286 24575,'1'-3'0,"-1"-1"0,1 1 0,-1 0 0,1 0 0,0-1 0,0 1 0,1 0 0,-1 0 0,0 0 0,1 1 0,0-1 0,4-5 0,31-31 0,-12 13 0,-3 1 0,-1-2 0,1 1 0,2 1 0,29-24 0,-16 30-1365,-28 14-5461</inkml:trace>
-  <inkml:trace contextRef="#ctx0" brushRef="#br0" timeOffset="2520.16">0 351 24575,'22'3'0,"0"0"0,0 1 0,-1 1 0,1 1 0,-1 1 0,-1 1 0,22 12 0,15 3 0,1-1 0,61 25 0,-81-34 37,-33-12-165,1 0 1,-1 0-1,0 1 1,0 0 0,0 0-1,0 0 1,-1 1-1,1 0 1,-1-1-1,5 5 1,-1 2-6699</inkml:trace>
-</inkml:ink>
-</file>
-
-<file path=word/ink/ink7.xml><?xml version="1.0" encoding="utf-8"?>
-<inkml:ink xmlns:inkml="http://www.w3.org/2003/InkML">
-  <inkml:definitions>
-    <inkml:context xml:id="ctx0">
-      <inkml:inkSource xml:id="inkSrc0">
-        <inkml:traceFormat>
-          <inkml:channel name="X" type="integer" min="-2.14748E9" max="2.14748E9" units="cm"/>
-          <inkml:channel name="Y" type="integer" min="-2.14748E9" max="2.14748E9" units="cm"/>
         </inkml:traceFormat>
         <inkml:channelProperties>
           <inkml:channelProperty channel="X" name="resolution" value="1000" units="1/cm"/>
@@ -4071,33 +3973,6 @@
   <inkml:trace contextRef="#ctx0" brushRef="#br0">684 1,'-668'0,"657"0</inkml:trace>
   <inkml:trace contextRef="#ctx0" brushRef="#br0" timeOffset="635.91">0 1,'0'0</inkml:trace>
   <inkml:trace contextRef="#ctx0" brushRef="#br0" timeOffset="2720.13">0 1,'304'0,"-476"0,167 0</inkml:trace>
-</inkml:ink>
-</file>
-
-<file path=word/ink/ink8.xml><?xml version="1.0" encoding="utf-8"?>
-<inkml:ink xmlns:inkml="http://www.w3.org/2003/InkML">
-  <inkml:definitions>
-    <inkml:context xml:id="ctx0">
-      <inkml:inkSource xml:id="inkSrc0">
-        <inkml:traceFormat>
-          <inkml:channel name="X" type="integer" min="-2.14748E9" max="2.14748E9" units="cm"/>
-          <inkml:channel name="Y" type="integer" min="-2.14748E9" max="2.14748E9" units="cm"/>
-        </inkml:traceFormat>
-        <inkml:channelProperties>
-          <inkml:channelProperty channel="X" name="resolution" value="1000" units="1/cm"/>
-          <inkml:channelProperty channel="Y" name="resolution" value="1000" units="1/cm"/>
-        </inkml:channelProperties>
-      </inkml:inkSource>
-      <inkml:timestamp xml:id="ts0" timeString="2025-10-21T13:29:30.555"/>
-    </inkml:context>
-    <inkml:brush xml:id="br0">
-      <inkml:brushProperty name="width" value="0.35" units="cm"/>
-      <inkml:brushProperty name="height" value="0.35" units="cm"/>
-      <inkml:brushProperty name="ignorePressure" value="1"/>
-    </inkml:brush>
-  </inkml:definitions>
-  <inkml:trace contextRef="#ctx0" brushRef="#br0">17 212</inkml:trace>
-  <inkml:trace contextRef="#ctx0" brushRef="#br0" timeOffset="2950.73">1 1</inkml:trace>
 </inkml:ink>
 </file>
 

--- a/Алгоритмизация ЛАБЫ/Отчет(ДКР) ЛАБА 2/Отчет(ДКР) ЛАБА 2.docx
+++ b/Алгоритмизация ЛАБЫ/Отчет(ДКР) ЛАБА 2/Отчет(ДКР) ЛАБА 2.docx
@@ -1540,7 +1540,6 @@
     <w:p>
       <w:pPr>
         <w:spacing w:after="160" w:line="259" w:lineRule="auto"/>
-        <w:jc w:val="center"/>
         <w:rPr>
           <w:rFonts w:ascii="Times New Roman" w:hAnsi="Times New Roman" w:cs="Times New Roman"/>
           <w:b/>
@@ -1561,9 +1560,9 @@
           <w:szCs w:val="28"/>
         </w:rPr>
         <w:drawing>
-          <wp:inline distT="0" distB="0" distL="0" distR="0" wp14:anchorId="48C85CC7" wp14:editId="3BD5BE0B">
-            <wp:extent cx="6302375" cy="7271002"/>
-            <wp:effectExtent l="0" t="0" r="3175" b="6350"/>
+          <wp:inline distT="0" distB="0" distL="0" distR="0" wp14:anchorId="48C85CC7" wp14:editId="6DADA353">
+            <wp:extent cx="2609850" cy="9134479"/>
+            <wp:effectExtent l="0" t="0" r="0" b="9525"/>
             <wp:docPr id="409879743" name="Рисунок 1"/>
             <wp:cNvGraphicFramePr>
               <a:graphicFrameLocks xmlns:a="http://schemas.openxmlformats.org/drawingml/2006/main" noChangeAspect="1"/>
@@ -1592,7 +1591,7 @@
                   <pic:spPr bwMode="auto">
                     <a:xfrm>
                       <a:off x="0" y="0"/>
-                      <a:ext cx="6305144" cy="7274197"/>
+                      <a:ext cx="2611730" cy="9141058"/>
                     </a:xfrm>
                     <a:prstGeom prst="rect">
                       <a:avLst/>
@@ -1965,7 +1964,6 @@
     <w:p>
       <w:pPr>
         <w:spacing w:after="160" w:line="259" w:lineRule="auto"/>
-        <w:jc w:val="center"/>
         <w:rPr>
           <w:rFonts w:ascii="Times New Roman" w:hAnsi="Times New Roman" w:cs="Times New Roman"/>
           <w:b/>
@@ -1985,9 +1983,9 @@
           <w:szCs w:val="28"/>
         </w:rPr>
         <w:drawing>
-          <wp:inline distT="0" distB="0" distL="0" distR="0" wp14:anchorId="41B4C497" wp14:editId="61801AF2">
-            <wp:extent cx="5480741" cy="5314950"/>
-            <wp:effectExtent l="0" t="0" r="5715" b="0"/>
+          <wp:inline distT="0" distB="0" distL="0" distR="0" wp14:anchorId="41B4C497" wp14:editId="64D32B22">
+            <wp:extent cx="2648716" cy="7657032"/>
+            <wp:effectExtent l="0" t="0" r="0" b="1270"/>
             <wp:docPr id="88362906" name="Рисунок 3"/>
             <wp:cNvGraphicFramePr>
               <a:graphicFrameLocks xmlns:a="http://schemas.openxmlformats.org/drawingml/2006/main" noChangeAspect="1"/>
@@ -2016,7 +2014,7 @@
                   <pic:spPr bwMode="auto">
                     <a:xfrm>
                       <a:off x="0" y="0"/>
-                      <a:ext cx="5504933" cy="5338410"/>
+                      <a:ext cx="2672333" cy="7725306"/>
                     </a:xfrm>
                     <a:prstGeom prst="rect">
                       <a:avLst/>
